--- a/admin/SDS_DS7200_Fall2026_Syllabus.docx
+++ b/admin/SDS_DS7200_Fall2026_Syllabus.docx
@@ -97,7 +97,7 @@
           <w:sz w:val="24"/>
           <w:szCs w:val="24"/>
         </w:rPr>
-        <w:t>Last updated: August 1</w:t>
+        <w:t xml:space="preserve">Last updated: </w:t>
       </w:r>
       <w:r>
         <w:rPr>
@@ -108,7 +108,7 @@
           <w:sz w:val="24"/>
           <w:szCs w:val="24"/>
         </w:rPr>
-        <w:t>7</w:t>
+        <w:t>September 1</w:t>
       </w:r>
       <w:r>
         <w:rPr>
@@ -119,18 +119,7 @@
           <w:sz w:val="24"/>
           <w:szCs w:val="24"/>
         </w:rPr>
-        <w:t>, 202</w:t>
-      </w:r>
-      <w:r>
-        <w:rPr>
-          <w:rFonts w:eastAsia="Calibri" w:cs="Calibri" w:ascii="Calibri" w:hAnsi="Calibri"/>
-          <w:b w:val="false"/>
-          <w:bCs w:val="false"/>
-          <w:color w:val="000000"/>
-          <w:sz w:val="24"/>
-          <w:szCs w:val="24"/>
-        </w:rPr>
-        <w:t>6</w:t>
+        <w:t>, 2026</w:t>
       </w:r>
     </w:p>
     <w:p>
@@ -375,13 +364,7 @@
         <w:rPr>
           <w:rFonts w:eastAsia="Calibri" w:cs="Calibri" w:ascii="Calibri" w:hAnsi="Calibri"/>
         </w:rPr>
-        <w:t xml:space="preserve"> 202</w:t>
-      </w:r>
-      <w:r>
-        <w:rPr>
-          <w:rFonts w:eastAsia="Calibri" w:cs="Calibri" w:ascii="Calibri" w:hAnsi="Calibri"/>
-        </w:rPr>
-        <w:t>6</w:t>
+        <w:t xml:space="preserve"> 2026</w:t>
       </w:r>
     </w:p>
     <w:p>
@@ -1180,7 +1163,7 @@
         <w:widowControl/>
         <w:numPr>
           <w:ilvl w:val="0"/>
-          <w:numId w:val="6"/>
+          <w:numId w:val="5"/>
         </w:numPr>
         <w:shd w:val="clear" w:fill="auto"/>
         <w:spacing w:lineRule="auto" w:line="276" w:before="0" w:after="0"/>
@@ -2220,7 +2203,7 @@
         <w:widowControl/>
         <w:numPr>
           <w:ilvl w:val="0"/>
-          <w:numId w:val="5"/>
+          <w:numId w:val="4"/>
         </w:numPr>
         <w:shd w:val="clear" w:fill="auto"/>
         <w:spacing w:lineRule="auto" w:line="276" w:before="0" w:after="0"/>
@@ -2274,7 +2257,7 @@
         <w:widowControl/>
         <w:numPr>
           <w:ilvl w:val="0"/>
-          <w:numId w:val="5"/>
+          <w:numId w:val="4"/>
         </w:numPr>
         <w:shd w:val="clear" w:fill="auto"/>
         <w:spacing w:lineRule="auto" w:line="276" w:before="0" w:after="0"/>
@@ -2328,7 +2311,7 @@
         <w:widowControl/>
         <w:numPr>
           <w:ilvl w:val="0"/>
-          <w:numId w:val="5"/>
+          <w:numId w:val="4"/>
         </w:numPr>
         <w:shd w:val="clear" w:fill="auto"/>
         <w:spacing w:lineRule="auto" w:line="276" w:before="0" w:after="0"/>
@@ -3000,15 +2983,15 @@
         <w:tblLook w:val="0600"/>
       </w:tblPr>
       <w:tblGrid>
-        <w:gridCol w:w="2865"/>
-        <w:gridCol w:w="3329"/>
-        <w:gridCol w:w="3066"/>
+        <w:gridCol w:w="2432"/>
+        <w:gridCol w:w="2792"/>
+        <w:gridCol w:w="4036"/>
       </w:tblGrid>
       <w:tr>
         <w:trPr/>
         <w:tc>
           <w:tcPr>
-            <w:tcW w:w="2865" w:type="dxa"/>
+            <w:tcW w:w="2432" w:type="dxa"/>
             <w:tcBorders>
               <w:top w:val="single" w:sz="8" w:space="0" w:color="000000"/>
               <w:left w:val="single" w:sz="8" w:space="0" w:color="000000"/>
@@ -3037,7 +3020,7 @@
         </w:tc>
         <w:tc>
           <w:tcPr>
-            <w:tcW w:w="3329" w:type="dxa"/>
+            <w:tcW w:w="2792" w:type="dxa"/>
             <w:tcBorders>
               <w:top w:val="single" w:sz="8" w:space="0" w:color="000000"/>
               <w:left w:val="single" w:sz="8" w:space="0" w:color="000000"/>
@@ -3066,7 +3049,7 @@
         </w:tc>
         <w:tc>
           <w:tcPr>
-            <w:tcW w:w="3066" w:type="dxa"/>
+            <w:tcW w:w="4036" w:type="dxa"/>
             <w:tcBorders>
               <w:top w:val="single" w:sz="8" w:space="0" w:color="000000"/>
               <w:left w:val="single" w:sz="8" w:space="0" w:color="000000"/>
@@ -3089,7 +3072,13 @@
               <w:rPr>
                 <w:rFonts w:eastAsia="Calibri" w:cs="Calibri" w:ascii="Calibri" w:hAnsi="Calibri"/>
               </w:rPr>
-              <w:t>98.0</w:t>
+              <w:t xml:space="preserve">98.0 </w:t>
+            </w:r>
+            <w:r>
+              <w:rPr>
+                <w:rFonts w:eastAsia="Calibri" w:cs="Calibri" w:ascii="Calibri" w:hAnsi="Calibri"/>
+              </w:rPr>
+              <w:t>minimum and at instructor discretion</w:t>
             </w:r>
           </w:p>
         </w:tc>
@@ -3098,7 +3087,7 @@
         <w:trPr/>
         <w:tc>
           <w:tcPr>
-            <w:tcW w:w="2865" w:type="dxa"/>
+            <w:tcW w:w="2432" w:type="dxa"/>
             <w:tcBorders>
               <w:top w:val="single" w:sz="8" w:space="0" w:color="000000"/>
               <w:left w:val="single" w:sz="8" w:space="0" w:color="000000"/>
@@ -3127,7 +3116,7 @@
         </w:tc>
         <w:tc>
           <w:tcPr>
-            <w:tcW w:w="3329" w:type="dxa"/>
+            <w:tcW w:w="2792" w:type="dxa"/>
             <w:tcBorders>
               <w:top w:val="single" w:sz="8" w:space="0" w:color="000000"/>
               <w:left w:val="single" w:sz="8" w:space="0" w:color="000000"/>
@@ -3156,7 +3145,7 @@
         </w:tc>
         <w:tc>
           <w:tcPr>
-            <w:tcW w:w="3066" w:type="dxa"/>
+            <w:tcW w:w="4036" w:type="dxa"/>
             <w:tcBorders>
               <w:top w:val="single" w:sz="8" w:space="0" w:color="000000"/>
               <w:left w:val="single" w:sz="8" w:space="0" w:color="000000"/>
@@ -3188,7 +3177,7 @@
         <w:trPr/>
         <w:tc>
           <w:tcPr>
-            <w:tcW w:w="2865" w:type="dxa"/>
+            <w:tcW w:w="2432" w:type="dxa"/>
             <w:tcBorders>
               <w:top w:val="single" w:sz="8" w:space="0" w:color="000000"/>
               <w:left w:val="single" w:sz="8" w:space="0" w:color="000000"/>
@@ -3217,7 +3206,7 @@
         </w:tc>
         <w:tc>
           <w:tcPr>
-            <w:tcW w:w="3329" w:type="dxa"/>
+            <w:tcW w:w="2792" w:type="dxa"/>
             <w:tcBorders>
               <w:top w:val="single" w:sz="8" w:space="0" w:color="000000"/>
               <w:left w:val="single" w:sz="8" w:space="0" w:color="000000"/>
@@ -3246,7 +3235,7 @@
         </w:tc>
         <w:tc>
           <w:tcPr>
-            <w:tcW w:w="3066" w:type="dxa"/>
+            <w:tcW w:w="4036" w:type="dxa"/>
             <w:tcBorders>
               <w:top w:val="single" w:sz="8" w:space="0" w:color="000000"/>
               <w:left w:val="single" w:sz="8" w:space="0" w:color="000000"/>
@@ -3278,7 +3267,7 @@
         <w:trPr/>
         <w:tc>
           <w:tcPr>
-            <w:tcW w:w="2865" w:type="dxa"/>
+            <w:tcW w:w="2432" w:type="dxa"/>
             <w:tcBorders>
               <w:top w:val="single" w:sz="8" w:space="0" w:color="000000"/>
               <w:left w:val="single" w:sz="8" w:space="0" w:color="000000"/>
@@ -3307,7 +3296,7 @@
         </w:tc>
         <w:tc>
           <w:tcPr>
-            <w:tcW w:w="3329" w:type="dxa"/>
+            <w:tcW w:w="2792" w:type="dxa"/>
             <w:tcBorders>
               <w:top w:val="single" w:sz="8" w:space="0" w:color="000000"/>
               <w:left w:val="single" w:sz="8" w:space="0" w:color="000000"/>
@@ -3336,7 +3325,7 @@
         </w:tc>
         <w:tc>
           <w:tcPr>
-            <w:tcW w:w="3066" w:type="dxa"/>
+            <w:tcW w:w="4036" w:type="dxa"/>
             <w:tcBorders>
               <w:top w:val="single" w:sz="8" w:space="0" w:color="000000"/>
               <w:left w:val="single" w:sz="8" w:space="0" w:color="000000"/>
@@ -3368,7 +3357,7 @@
         <w:trPr/>
         <w:tc>
           <w:tcPr>
-            <w:tcW w:w="2865" w:type="dxa"/>
+            <w:tcW w:w="2432" w:type="dxa"/>
             <w:tcBorders>
               <w:top w:val="single" w:sz="8" w:space="0" w:color="000000"/>
               <w:left w:val="single" w:sz="8" w:space="0" w:color="000000"/>
@@ -3397,7 +3386,7 @@
         </w:tc>
         <w:tc>
           <w:tcPr>
-            <w:tcW w:w="3329" w:type="dxa"/>
+            <w:tcW w:w="2792" w:type="dxa"/>
             <w:tcBorders>
               <w:top w:val="single" w:sz="8" w:space="0" w:color="000000"/>
               <w:left w:val="single" w:sz="8" w:space="0" w:color="000000"/>
@@ -3426,7 +3415,7 @@
         </w:tc>
         <w:tc>
           <w:tcPr>
-            <w:tcW w:w="3066" w:type="dxa"/>
+            <w:tcW w:w="4036" w:type="dxa"/>
             <w:tcBorders>
               <w:top w:val="single" w:sz="8" w:space="0" w:color="000000"/>
               <w:left w:val="single" w:sz="8" w:space="0" w:color="000000"/>
@@ -3458,7 +3447,7 @@
         <w:trPr/>
         <w:tc>
           <w:tcPr>
-            <w:tcW w:w="2865" w:type="dxa"/>
+            <w:tcW w:w="2432" w:type="dxa"/>
             <w:tcBorders>
               <w:top w:val="single" w:sz="8" w:space="0" w:color="000000"/>
               <w:left w:val="single" w:sz="8" w:space="0" w:color="000000"/>
@@ -3487,7 +3476,7 @@
         </w:tc>
         <w:tc>
           <w:tcPr>
-            <w:tcW w:w="3329" w:type="dxa"/>
+            <w:tcW w:w="2792" w:type="dxa"/>
             <w:tcBorders>
               <w:top w:val="single" w:sz="8" w:space="0" w:color="000000"/>
               <w:left w:val="single" w:sz="8" w:space="0" w:color="000000"/>
@@ -3516,7 +3505,7 @@
         </w:tc>
         <w:tc>
           <w:tcPr>
-            <w:tcW w:w="3066" w:type="dxa"/>
+            <w:tcW w:w="4036" w:type="dxa"/>
             <w:tcBorders>
               <w:top w:val="single" w:sz="8" w:space="0" w:color="000000"/>
               <w:left w:val="single" w:sz="8" w:space="0" w:color="000000"/>
@@ -3548,7 +3537,7 @@
         <w:trPr/>
         <w:tc>
           <w:tcPr>
-            <w:tcW w:w="2865" w:type="dxa"/>
+            <w:tcW w:w="2432" w:type="dxa"/>
             <w:tcBorders>
               <w:top w:val="single" w:sz="8" w:space="0" w:color="000000"/>
               <w:left w:val="single" w:sz="8" w:space="0" w:color="000000"/>
@@ -3577,7 +3566,7 @@
         </w:tc>
         <w:tc>
           <w:tcPr>
-            <w:tcW w:w="3329" w:type="dxa"/>
+            <w:tcW w:w="2792" w:type="dxa"/>
             <w:tcBorders>
               <w:top w:val="single" w:sz="8" w:space="0" w:color="000000"/>
               <w:left w:val="single" w:sz="8" w:space="0" w:color="000000"/>
@@ -3606,7 +3595,7 @@
         </w:tc>
         <w:tc>
           <w:tcPr>
-            <w:tcW w:w="3066" w:type="dxa"/>
+            <w:tcW w:w="4036" w:type="dxa"/>
             <w:tcBorders>
               <w:top w:val="single" w:sz="8" w:space="0" w:color="000000"/>
               <w:left w:val="single" w:sz="8" w:space="0" w:color="000000"/>
@@ -3638,7 +3627,7 @@
         <w:trPr/>
         <w:tc>
           <w:tcPr>
-            <w:tcW w:w="2865" w:type="dxa"/>
+            <w:tcW w:w="2432" w:type="dxa"/>
             <w:tcBorders>
               <w:top w:val="single" w:sz="8" w:space="0" w:color="000000"/>
               <w:left w:val="single" w:sz="8" w:space="0" w:color="000000"/>
@@ -3667,7 +3656,7 @@
         </w:tc>
         <w:tc>
           <w:tcPr>
-            <w:tcW w:w="3329" w:type="dxa"/>
+            <w:tcW w:w="2792" w:type="dxa"/>
             <w:tcBorders>
               <w:top w:val="single" w:sz="8" w:space="0" w:color="000000"/>
               <w:left w:val="single" w:sz="8" w:space="0" w:color="000000"/>
@@ -3696,7 +3685,7 @@
         </w:tc>
         <w:tc>
           <w:tcPr>
-            <w:tcW w:w="3066" w:type="dxa"/>
+            <w:tcW w:w="4036" w:type="dxa"/>
             <w:tcBorders>
               <w:top w:val="single" w:sz="8" w:space="0" w:color="000000"/>
               <w:left w:val="single" w:sz="8" w:space="0" w:color="000000"/>
@@ -3728,7 +3717,7 @@
         <w:trPr/>
         <w:tc>
           <w:tcPr>
-            <w:tcW w:w="2865" w:type="dxa"/>
+            <w:tcW w:w="2432" w:type="dxa"/>
             <w:tcBorders>
               <w:top w:val="single" w:sz="8" w:space="0" w:color="000000"/>
               <w:left w:val="single" w:sz="8" w:space="0" w:color="000000"/>
@@ -3757,7 +3746,7 @@
         </w:tc>
         <w:tc>
           <w:tcPr>
-            <w:tcW w:w="3329" w:type="dxa"/>
+            <w:tcW w:w="2792" w:type="dxa"/>
             <w:tcBorders>
               <w:top w:val="single" w:sz="8" w:space="0" w:color="000000"/>
               <w:left w:val="single" w:sz="8" w:space="0" w:color="000000"/>
@@ -3786,7 +3775,7 @@
         </w:tc>
         <w:tc>
           <w:tcPr>
-            <w:tcW w:w="3066" w:type="dxa"/>
+            <w:tcW w:w="4036" w:type="dxa"/>
             <w:tcBorders>
               <w:top w:val="single" w:sz="8" w:space="0" w:color="000000"/>
               <w:left w:val="single" w:sz="8" w:space="0" w:color="000000"/>
@@ -3818,7 +3807,7 @@
         <w:trPr/>
         <w:tc>
           <w:tcPr>
-            <w:tcW w:w="2865" w:type="dxa"/>
+            <w:tcW w:w="2432" w:type="dxa"/>
             <w:tcBorders>
               <w:top w:val="single" w:sz="8" w:space="0" w:color="000000"/>
               <w:left w:val="single" w:sz="8" w:space="0" w:color="000000"/>
@@ -3847,7 +3836,7 @@
         </w:tc>
         <w:tc>
           <w:tcPr>
-            <w:tcW w:w="3329" w:type="dxa"/>
+            <w:tcW w:w="2792" w:type="dxa"/>
             <w:tcBorders>
               <w:top w:val="single" w:sz="8" w:space="0" w:color="000000"/>
               <w:left w:val="single" w:sz="8" w:space="0" w:color="000000"/>
@@ -3876,7 +3865,7 @@
         </w:tc>
         <w:tc>
           <w:tcPr>
-            <w:tcW w:w="3066" w:type="dxa"/>
+            <w:tcW w:w="4036" w:type="dxa"/>
             <w:tcBorders>
               <w:top w:val="single" w:sz="8" w:space="0" w:color="000000"/>
               <w:left w:val="single" w:sz="8" w:space="0" w:color="000000"/>
@@ -3908,7 +3897,7 @@
         <w:trPr/>
         <w:tc>
           <w:tcPr>
-            <w:tcW w:w="2865" w:type="dxa"/>
+            <w:tcW w:w="2432" w:type="dxa"/>
             <w:tcBorders>
               <w:top w:val="single" w:sz="8" w:space="0" w:color="000000"/>
               <w:left w:val="single" w:sz="8" w:space="0" w:color="000000"/>
@@ -3937,7 +3926,7 @@
         </w:tc>
         <w:tc>
           <w:tcPr>
-            <w:tcW w:w="3329" w:type="dxa"/>
+            <w:tcW w:w="2792" w:type="dxa"/>
             <w:tcBorders>
               <w:top w:val="single" w:sz="8" w:space="0" w:color="000000"/>
               <w:left w:val="single" w:sz="8" w:space="0" w:color="000000"/>
@@ -3966,7 +3955,7 @@
         </w:tc>
         <w:tc>
           <w:tcPr>
-            <w:tcW w:w="3066" w:type="dxa"/>
+            <w:tcW w:w="4036" w:type="dxa"/>
             <w:tcBorders>
               <w:top w:val="single" w:sz="8" w:space="0" w:color="000000"/>
               <w:left w:val="single" w:sz="8" w:space="0" w:color="000000"/>
@@ -3998,7 +3987,7 @@
         <w:trPr/>
         <w:tc>
           <w:tcPr>
-            <w:tcW w:w="2865" w:type="dxa"/>
+            <w:tcW w:w="2432" w:type="dxa"/>
             <w:tcBorders>
               <w:top w:val="single" w:sz="8" w:space="0" w:color="000000"/>
               <w:left w:val="single" w:sz="8" w:space="0" w:color="000000"/>
@@ -4027,7 +4016,7 @@
         </w:tc>
         <w:tc>
           <w:tcPr>
-            <w:tcW w:w="3329" w:type="dxa"/>
+            <w:tcW w:w="2792" w:type="dxa"/>
             <w:tcBorders>
               <w:top w:val="single" w:sz="8" w:space="0" w:color="000000"/>
               <w:left w:val="single" w:sz="8" w:space="0" w:color="000000"/>
@@ -4056,7 +4045,7 @@
         </w:tc>
         <w:tc>
           <w:tcPr>
-            <w:tcW w:w="3066" w:type="dxa"/>
+            <w:tcW w:w="4036" w:type="dxa"/>
             <w:tcBorders>
               <w:top w:val="single" w:sz="8" w:space="0" w:color="000000"/>
               <w:left w:val="single" w:sz="8" w:space="0" w:color="000000"/>
@@ -4088,7 +4077,7 @@
         <w:trPr/>
         <w:tc>
           <w:tcPr>
-            <w:tcW w:w="2865" w:type="dxa"/>
+            <w:tcW w:w="2432" w:type="dxa"/>
             <w:tcBorders>
               <w:top w:val="single" w:sz="8" w:space="0" w:color="000000"/>
               <w:left w:val="single" w:sz="8" w:space="0" w:color="000000"/>
@@ -4117,7 +4106,7 @@
         </w:tc>
         <w:tc>
           <w:tcPr>
-            <w:tcW w:w="3329" w:type="dxa"/>
+            <w:tcW w:w="2792" w:type="dxa"/>
             <w:tcBorders>
               <w:top w:val="single" w:sz="8" w:space="0" w:color="000000"/>
               <w:left w:val="single" w:sz="8" w:space="0" w:color="000000"/>
@@ -4146,7 +4135,7 @@
         </w:tc>
         <w:tc>
           <w:tcPr>
-            <w:tcW w:w="3066" w:type="dxa"/>
+            <w:tcW w:w="4036" w:type="dxa"/>
             <w:tcBorders>
               <w:top w:val="single" w:sz="8" w:space="0" w:color="000000"/>
               <w:left w:val="single" w:sz="8" w:space="0" w:color="000000"/>
@@ -4259,95 +4248,7 @@
           <w:szCs w:val="22"/>
           <w:lang w:val="en-US" w:eastAsia="zh-CN" w:bidi="hi-IN"/>
         </w:rPr>
-        <w:t xml:space="preserve"> / Wednesday </w:t>
-      </w:r>
-      <w:r>
-        <w:rPr>
-          <w:rFonts w:eastAsia="Calibri" w:cs="Calibri" w:ascii="Calibri" w:hAnsi="Calibri"/>
-          <w:color w:val="auto"/>
-          <w:kern w:val="0"/>
-          <w:sz w:val="22"/>
-          <w:szCs w:val="22"/>
-          <w:lang w:val="en-US" w:eastAsia="zh-CN" w:bidi="hi-IN"/>
-        </w:rPr>
-        <w:t>3</w:t>
-      </w:r>
-      <w:r>
-        <w:rPr>
-          <w:rFonts w:eastAsia="Calibri" w:cs="Calibri" w:ascii="Calibri" w:hAnsi="Calibri"/>
-          <w:color w:val="auto"/>
-          <w:kern w:val="0"/>
-          <w:sz w:val="22"/>
-          <w:szCs w:val="22"/>
-          <w:lang w:val="en-US" w:eastAsia="zh-CN" w:bidi="hi-IN"/>
-        </w:rPr>
-        <w:t>:</w:t>
-      </w:r>
-      <w:r>
-        <w:rPr>
-          <w:rFonts w:eastAsia="Calibri" w:cs="Calibri" w:ascii="Calibri" w:hAnsi="Calibri"/>
-          <w:color w:val="auto"/>
-          <w:kern w:val="0"/>
-          <w:sz w:val="22"/>
-          <w:szCs w:val="22"/>
-          <w:lang w:val="en-US" w:eastAsia="zh-CN" w:bidi="hi-IN"/>
-        </w:rPr>
-        <w:t>3</w:t>
-      </w:r>
-      <w:r>
-        <w:rPr>
-          <w:rFonts w:eastAsia="Calibri" w:cs="Calibri" w:ascii="Calibri" w:hAnsi="Calibri"/>
-          <w:color w:val="auto"/>
-          <w:kern w:val="0"/>
-          <w:sz w:val="22"/>
-          <w:szCs w:val="22"/>
-          <w:lang w:val="en-US" w:eastAsia="zh-CN" w:bidi="hi-IN"/>
-        </w:rPr>
-        <w:t xml:space="preserve">0pm - </w:t>
-      </w:r>
-      <w:r>
-        <w:rPr>
-          <w:rFonts w:eastAsia="Calibri" w:cs="Calibri" w:ascii="Calibri" w:hAnsi="Calibri"/>
-          <w:color w:val="auto"/>
-          <w:kern w:val="0"/>
-          <w:sz w:val="22"/>
-          <w:szCs w:val="22"/>
-          <w:lang w:val="en-US" w:eastAsia="zh-CN" w:bidi="hi-IN"/>
-        </w:rPr>
-        <w:t>4</w:t>
-      </w:r>
-      <w:r>
-        <w:rPr>
-          <w:rFonts w:eastAsia="Calibri" w:cs="Calibri" w:ascii="Calibri" w:hAnsi="Calibri"/>
-          <w:color w:val="auto"/>
-          <w:kern w:val="0"/>
-          <w:sz w:val="22"/>
-          <w:szCs w:val="22"/>
-          <w:lang w:val="en-US" w:eastAsia="zh-CN" w:bidi="hi-IN"/>
-        </w:rPr>
-        <w:t>:</w:t>
-      </w:r>
-      <w:r>
-        <w:rPr>
-          <w:rFonts w:eastAsia="Calibri" w:cs="Calibri" w:ascii="Calibri" w:hAnsi="Calibri"/>
-          <w:color w:val="auto"/>
-          <w:kern w:val="0"/>
-          <w:sz w:val="22"/>
-          <w:szCs w:val="22"/>
-          <w:lang w:val="en-US" w:eastAsia="zh-CN" w:bidi="hi-IN"/>
-        </w:rPr>
-        <w:t>4</w:t>
-      </w:r>
-      <w:r>
-        <w:rPr>
-          <w:rFonts w:eastAsia="Calibri" w:cs="Calibri" w:ascii="Calibri" w:hAnsi="Calibri"/>
-          <w:color w:val="auto"/>
-          <w:kern w:val="0"/>
-          <w:sz w:val="22"/>
-          <w:szCs w:val="22"/>
-          <w:lang w:val="en-US" w:eastAsia="zh-CN" w:bidi="hi-IN"/>
-        </w:rPr>
-        <w:t xml:space="preserve">5pm Eastern Time </w:t>
+        <w:t xml:space="preserve"> / Wednesday 3:30pm - 4:45pm Eastern Time </w:t>
         <w:br/>
         <w:t xml:space="preserve">Classroom: </w:t>
       </w:r>
@@ -4698,7 +4599,25 @@
           <w:bCs/>
           <w:i/>
         </w:rPr>
-        <w:t>Quizzes (20% of grade)</w:t>
+        <w:t>Quizzes (</w:t>
+      </w:r>
+      <w:r>
+        <w:rPr>
+          <w:rFonts w:eastAsia="Calibri" w:cs="Calibri" w:ascii="Calibri" w:hAnsi="Calibri"/>
+          <w:b/>
+          <w:bCs/>
+          <w:i/>
+        </w:rPr>
+        <w:t>3</w:t>
+      </w:r>
+      <w:r>
+        <w:rPr>
+          <w:rFonts w:eastAsia="Calibri" w:cs="Calibri" w:ascii="Calibri" w:hAnsi="Calibri"/>
+          <w:b/>
+          <w:bCs/>
+          <w:i/>
+        </w:rPr>
+        <w:t>0% of grade)</w:t>
       </w:r>
     </w:p>
     <w:p>
@@ -4735,7 +4654,29 @@
           <w:b/>
           <w:bCs/>
         </w:rPr>
-        <w:t>Quizzes are closed book.</w:t>
+        <w:t xml:space="preserve">Quizzes are closed book. </w:t>
+      </w:r>
+      <w:r>
+        <w:rPr>
+          <w:rFonts w:eastAsia="Arial" w:cs="Arial" w:ascii="Calibri" w:hAnsi="Calibri"/>
+          <w:b w:val="false"/>
+          <w:bCs w:val="false"/>
+          <w:i w:val="false"/>
+          <w:iCs w:val="false"/>
+          <w:caps w:val="false"/>
+          <w:smallCaps w:val="false"/>
+          <w:strike w:val="false"/>
+          <w:dstrike w:val="false"/>
+          <w:color w:val="000000"/>
+          <w:position w:val="0"/>
+          <w:sz w:val="23"/>
+          <w:sz w:val="23"/>
+          <w:szCs w:val="23"/>
+          <w:u w:val="none"/>
+          <w:shd w:fill="auto" w:val="clear"/>
+          <w:vertAlign w:val="baseline"/>
+        </w:rPr>
+        <w:t>For grading, the percentage of points earned will be computed for each quiz. The overall quiz grade will then apply an arithmetic average to these percentages.</w:t>
       </w:r>
     </w:p>
     <w:p>
@@ -4953,7 +4894,25 @@
           <w:bCs/>
           <w:i/>
         </w:rPr>
-        <w:t>Labs (30% of grade)</w:t>
+        <w:t>Labs (</w:t>
+      </w:r>
+      <w:r>
+        <w:rPr>
+          <w:rFonts w:eastAsia="Calibri" w:cs="Calibri" w:ascii="Calibri" w:hAnsi="Calibri"/>
+          <w:b/>
+          <w:bCs/>
+          <w:i/>
+        </w:rPr>
+        <w:t>2</w:t>
+      </w:r>
+      <w:r>
+        <w:rPr>
+          <w:rFonts w:eastAsia="Calibri" w:cs="Calibri" w:ascii="Calibri" w:hAnsi="Calibri"/>
+          <w:b/>
+          <w:bCs/>
+          <w:i/>
+        </w:rPr>
+        <w:t>0% of grade)</w:t>
       </w:r>
     </w:p>
     <w:p>
@@ -5008,7 +4967,29 @@
           <w:b/>
           <w:bCs/>
         </w:rPr>
-        <w:t>.</w:t>
+        <w:t xml:space="preserve">. </w:t>
+      </w:r>
+      <w:r>
+        <w:rPr>
+          <w:rFonts w:eastAsia="Arial" w:cs="Arial" w:ascii="Calibri" w:hAnsi="Calibri"/>
+          <w:b w:val="false"/>
+          <w:bCs w:val="false"/>
+          <w:i w:val="false"/>
+          <w:iCs w:val="false"/>
+          <w:caps w:val="false"/>
+          <w:smallCaps w:val="false"/>
+          <w:strike w:val="false"/>
+          <w:dstrike w:val="false"/>
+          <w:color w:val="000000"/>
+          <w:position w:val="0"/>
+          <w:sz w:val="23"/>
+          <w:sz w:val="23"/>
+          <w:szCs w:val="23"/>
+          <w:u w:val="none"/>
+          <w:shd w:fill="auto" w:val="clear"/>
+          <w:vertAlign w:val="baseline"/>
+        </w:rPr>
+        <w:t>For grading, the percentage of points earned will be computed for each lab. The overall lab grade will then apply an arithmetic average to these percentages.</w:t>
       </w:r>
     </w:p>
     <w:p>
@@ -5106,19 +5087,7 @@
         <w:rPr>
           <w:rFonts w:eastAsia="Calibri" w:cs="Calibri" w:ascii="Calibri" w:hAnsi="Calibri"/>
         </w:rPr>
-        <w:t xml:space="preserve">The final project will consist of </w:t>
-      </w:r>
-      <w:r>
-        <w:rPr>
-          <w:rFonts w:eastAsia="Calibri" w:cs="Calibri" w:ascii="Calibri" w:hAnsi="Calibri"/>
-        </w:rPr>
-        <w:t>four</w:t>
-      </w:r>
-      <w:r>
-        <w:rPr>
-          <w:rFonts w:eastAsia="Calibri" w:cs="Calibri" w:ascii="Calibri" w:hAnsi="Calibri"/>
-        </w:rPr>
-        <w:t xml:space="preserve"> components: </w:t>
+        <w:t xml:space="preserve">The final project will consist of four components: </w:t>
       </w:r>
     </w:p>
     <w:p>
@@ -5167,31 +5136,7 @@
           <w:vertAlign w:val="baseline"/>
           <w:lang w:val="en-US" w:eastAsia="zh-CN" w:bidi="hi-IN"/>
         </w:rPr>
-        <w:t xml:space="preserve">1. </w:t>
-      </w:r>
-      <w:r>
-        <w:rPr>
-          <w:rFonts w:eastAsia="Calibri" w:cs="Calibri" w:ascii="Calibri" w:hAnsi="Calibri"/>
-          <w:b w:val="false"/>
-          <w:bCs w:val="false"/>
-          <w:i w:val="false"/>
-          <w:iCs w:val="false"/>
-          <w:caps w:val="false"/>
-          <w:smallCaps w:val="false"/>
-          <w:strike w:val="false"/>
-          <w:dstrike w:val="false"/>
-          <w:color w:val="000000"/>
-          <w:kern w:val="0"/>
-          <w:position w:val="0"/>
-          <w:sz w:val="22"/>
-          <w:sz w:val="22"/>
-          <w:szCs w:val="22"/>
-          <w:u w:val="none"/>
-          <w:shd w:fill="auto" w:val="clear"/>
-          <w:vertAlign w:val="baseline"/>
-          <w:lang w:val="en-US" w:eastAsia="zh-CN" w:bidi="hi-IN"/>
-        </w:rPr>
-        <w:t xml:space="preserve">Project Proposal (5% of overall grade) </w:t>
+        <w:t xml:space="preserve">1. Project Proposal (5% of overall grade) </w:t>
       </w:r>
     </w:p>
     <w:p>
@@ -7142,149 +7087,6 @@
   <w:abstractNum w:abstractNumId="4">
     <w:lvl w:ilvl="0">
       <w:start w:val="1"/>
-      <w:numFmt w:val="decimal"/>
-      <w:lvlText w:val="%1."/>
-      <w:lvlJc w:val="left"/>
-      <w:pPr>
-        <w:tabs>
-          <w:tab w:val="num" w:pos="0"/>
-        </w:tabs>
-        <w:ind w:left="720" w:hanging="360"/>
-      </w:pPr>
-      <w:rPr>
-        <w:sz w:val="22"/>
-        <w:u w:val="none"/>
-        <w:b w:val="false"/>
-        <w:rFonts w:ascii="Calibri" w:hAnsi="Calibri"/>
-      </w:rPr>
-    </w:lvl>
-    <w:lvl w:ilvl="1">
-      <w:start w:val="1"/>
-      <w:numFmt w:val="lowerLetter"/>
-      <w:lvlText w:val="%2."/>
-      <w:lvlJc w:val="left"/>
-      <w:pPr>
-        <w:tabs>
-          <w:tab w:val="num" w:pos="0"/>
-        </w:tabs>
-        <w:ind w:left="1440" w:hanging="360"/>
-      </w:pPr>
-      <w:rPr>
-        <w:u w:val="none"/>
-      </w:rPr>
-    </w:lvl>
-    <w:lvl w:ilvl="2">
-      <w:start w:val="1"/>
-      <w:numFmt w:val="lowerRoman"/>
-      <w:lvlText w:val="%3."/>
-      <w:lvlJc w:val="left"/>
-      <w:pPr>
-        <w:tabs>
-          <w:tab w:val="num" w:pos="0"/>
-        </w:tabs>
-        <w:ind w:left="2160" w:hanging="360"/>
-      </w:pPr>
-      <w:rPr>
-        <w:u w:val="none"/>
-      </w:rPr>
-    </w:lvl>
-    <w:lvl w:ilvl="3">
-      <w:start w:val="1"/>
-      <w:numFmt w:val="decimal"/>
-      <w:lvlText w:val="%4."/>
-      <w:lvlJc w:val="left"/>
-      <w:pPr>
-        <w:tabs>
-          <w:tab w:val="num" w:pos="0"/>
-        </w:tabs>
-        <w:ind w:left="2880" w:hanging="360"/>
-      </w:pPr>
-      <w:rPr>
-        <w:sz w:val="22"/>
-        <w:u w:val="none"/>
-        <w:b w:val="false"/>
-        <w:rFonts w:ascii="Calibri" w:hAnsi="Calibri"/>
-      </w:rPr>
-    </w:lvl>
-    <w:lvl w:ilvl="4">
-      <w:start w:val="1"/>
-      <w:numFmt w:val="lowerLetter"/>
-      <w:lvlText w:val="%5."/>
-      <w:lvlJc w:val="left"/>
-      <w:pPr>
-        <w:tabs>
-          <w:tab w:val="num" w:pos="0"/>
-        </w:tabs>
-        <w:ind w:left="3600" w:hanging="360"/>
-      </w:pPr>
-      <w:rPr>
-        <w:u w:val="none"/>
-      </w:rPr>
-    </w:lvl>
-    <w:lvl w:ilvl="5">
-      <w:start w:val="1"/>
-      <w:numFmt w:val="lowerRoman"/>
-      <w:lvlText w:val="%6."/>
-      <w:lvlJc w:val="left"/>
-      <w:pPr>
-        <w:tabs>
-          <w:tab w:val="num" w:pos="0"/>
-        </w:tabs>
-        <w:ind w:left="4320" w:hanging="360"/>
-      </w:pPr>
-      <w:rPr>
-        <w:u w:val="none"/>
-      </w:rPr>
-    </w:lvl>
-    <w:lvl w:ilvl="6">
-      <w:start w:val="1"/>
-      <w:numFmt w:val="decimal"/>
-      <w:lvlText w:val="%7."/>
-      <w:lvlJc w:val="left"/>
-      <w:pPr>
-        <w:tabs>
-          <w:tab w:val="num" w:pos="0"/>
-        </w:tabs>
-        <w:ind w:left="5040" w:hanging="360"/>
-      </w:pPr>
-      <w:rPr>
-        <w:u w:val="none"/>
-      </w:rPr>
-    </w:lvl>
-    <w:lvl w:ilvl="7">
-      <w:start w:val="1"/>
-      <w:numFmt w:val="lowerLetter"/>
-      <w:lvlText w:val="%8."/>
-      <w:lvlJc w:val="left"/>
-      <w:pPr>
-        <w:tabs>
-          <w:tab w:val="num" w:pos="0"/>
-        </w:tabs>
-        <w:ind w:left="5760" w:hanging="360"/>
-      </w:pPr>
-      <w:rPr>
-        <w:u w:val="none"/>
-      </w:rPr>
-    </w:lvl>
-    <w:lvl w:ilvl="8">
-      <w:start w:val="1"/>
-      <w:numFmt w:val="lowerRoman"/>
-      <w:lvlText w:val="%9."/>
-      <w:lvlJc w:val="left"/>
-      <w:pPr>
-        <w:tabs>
-          <w:tab w:val="num" w:pos="0"/>
-        </w:tabs>
-        <w:ind w:left="6480" w:hanging="360"/>
-      </w:pPr>
-      <w:rPr>
-        <w:u w:val="none"/>
-      </w:rPr>
-    </w:lvl>
-  </w:abstractNum>
-  <w:abstractNum w:abstractNumId="5">
-    <w:lvl w:ilvl="0">
-      <w:start w:val="1"/>
       <w:numFmt w:val="bullet"/>
       <w:lvlText w:val="●"/>
       <w:lvlJc w:val="left"/>
@@ -7421,7 +7223,7 @@
       </w:rPr>
     </w:lvl>
   </w:abstractNum>
-  <w:abstractNum w:abstractNumId="6">
+  <w:abstractNum w:abstractNumId="5">
     <w:lvl w:ilvl="0">
       <w:start w:val="1"/>
       <w:numFmt w:val="bullet"/>
@@ -7560,7 +7362,7 @@
       </w:rPr>
     </w:lvl>
   </w:abstractNum>
-  <w:abstractNum w:abstractNumId="7">
+  <w:abstractNum w:abstractNumId="6">
     <w:lvl w:ilvl="0">
       <w:start w:val="1"/>
       <w:numFmt w:val="none"/>
@@ -7696,9 +7498,6 @@
   </w:num>
   <w:num w:numId="6">
     <w:abstractNumId w:val="6"/>
-  </w:num>
-  <w:num w:numId="7">
-    <w:abstractNumId w:val="7"/>
   </w:num>
 </w:numbering>
 </file>

--- a/admin/SDS_DS7200_Fall2026_Syllabus.docx
+++ b/admin/SDS_DS7200_Fall2026_Syllabus.docx
@@ -97,29 +97,7 @@
           <w:sz w:val="24"/>
           <w:szCs w:val="24"/>
         </w:rPr>
-        <w:t xml:space="preserve">Last updated: </w:t>
-      </w:r>
-      <w:r>
-        <w:rPr>
-          <w:rFonts w:eastAsia="Calibri" w:cs="Calibri" w:ascii="Calibri" w:hAnsi="Calibri"/>
-          <w:b w:val="false"/>
-          <w:bCs w:val="false"/>
-          <w:color w:val="000000"/>
-          <w:sz w:val="24"/>
-          <w:szCs w:val="24"/>
-        </w:rPr>
-        <w:t>September 1</w:t>
-      </w:r>
-      <w:r>
-        <w:rPr>
-          <w:rFonts w:eastAsia="Calibri" w:cs="Calibri" w:ascii="Calibri" w:hAnsi="Calibri"/>
-          <w:b w:val="false"/>
-          <w:bCs w:val="false"/>
-          <w:color w:val="000000"/>
-          <w:sz w:val="24"/>
-          <w:szCs w:val="24"/>
-        </w:rPr>
-        <w:t>, 2026</w:t>
+        <w:t>Last updated: September 1, 2026</w:t>
       </w:r>
     </w:p>
     <w:p>
@@ -2983,15 +2961,15 @@
         <w:tblLook w:val="0600"/>
       </w:tblPr>
       <w:tblGrid>
-        <w:gridCol w:w="2432"/>
+        <w:gridCol w:w="2431"/>
         <w:gridCol w:w="2792"/>
-        <w:gridCol w:w="4036"/>
+        <w:gridCol w:w="4037"/>
       </w:tblGrid>
       <w:tr>
         <w:trPr/>
         <w:tc>
           <w:tcPr>
-            <w:tcW w:w="2432" w:type="dxa"/>
+            <w:tcW w:w="2431" w:type="dxa"/>
             <w:tcBorders>
               <w:top w:val="single" w:sz="8" w:space="0" w:color="000000"/>
               <w:left w:val="single" w:sz="8" w:space="0" w:color="000000"/>
@@ -3049,7 +3027,7 @@
         </w:tc>
         <w:tc>
           <w:tcPr>
-            <w:tcW w:w="4036" w:type="dxa"/>
+            <w:tcW w:w="4037" w:type="dxa"/>
             <w:tcBorders>
               <w:top w:val="single" w:sz="8" w:space="0" w:color="000000"/>
               <w:left w:val="single" w:sz="8" w:space="0" w:color="000000"/>
@@ -3072,13 +3050,7 @@
               <w:rPr>
                 <w:rFonts w:eastAsia="Calibri" w:cs="Calibri" w:ascii="Calibri" w:hAnsi="Calibri"/>
               </w:rPr>
-              <w:t xml:space="preserve">98.0 </w:t>
-            </w:r>
-            <w:r>
-              <w:rPr>
-                <w:rFonts w:eastAsia="Calibri" w:cs="Calibri" w:ascii="Calibri" w:hAnsi="Calibri"/>
-              </w:rPr>
-              <w:t>minimum and at instructor discretion</w:t>
+              <w:t>98.0 minimum and at instructor discretion</w:t>
             </w:r>
           </w:p>
         </w:tc>
@@ -3087,7 +3059,7 @@
         <w:trPr/>
         <w:tc>
           <w:tcPr>
-            <w:tcW w:w="2432" w:type="dxa"/>
+            <w:tcW w:w="2431" w:type="dxa"/>
             <w:tcBorders>
               <w:top w:val="single" w:sz="8" w:space="0" w:color="000000"/>
               <w:left w:val="single" w:sz="8" w:space="0" w:color="000000"/>
@@ -3145,7 +3117,7 @@
         </w:tc>
         <w:tc>
           <w:tcPr>
-            <w:tcW w:w="4036" w:type="dxa"/>
+            <w:tcW w:w="4037" w:type="dxa"/>
             <w:tcBorders>
               <w:top w:val="single" w:sz="8" w:space="0" w:color="000000"/>
               <w:left w:val="single" w:sz="8" w:space="0" w:color="000000"/>
@@ -3177,7 +3149,7 @@
         <w:trPr/>
         <w:tc>
           <w:tcPr>
-            <w:tcW w:w="2432" w:type="dxa"/>
+            <w:tcW w:w="2431" w:type="dxa"/>
             <w:tcBorders>
               <w:top w:val="single" w:sz="8" w:space="0" w:color="000000"/>
               <w:left w:val="single" w:sz="8" w:space="0" w:color="000000"/>
@@ -3235,7 +3207,7 @@
         </w:tc>
         <w:tc>
           <w:tcPr>
-            <w:tcW w:w="4036" w:type="dxa"/>
+            <w:tcW w:w="4037" w:type="dxa"/>
             <w:tcBorders>
               <w:top w:val="single" w:sz="8" w:space="0" w:color="000000"/>
               <w:left w:val="single" w:sz="8" w:space="0" w:color="000000"/>
@@ -3267,7 +3239,7 @@
         <w:trPr/>
         <w:tc>
           <w:tcPr>
-            <w:tcW w:w="2432" w:type="dxa"/>
+            <w:tcW w:w="2431" w:type="dxa"/>
             <w:tcBorders>
               <w:top w:val="single" w:sz="8" w:space="0" w:color="000000"/>
               <w:left w:val="single" w:sz="8" w:space="0" w:color="000000"/>
@@ -3325,7 +3297,7 @@
         </w:tc>
         <w:tc>
           <w:tcPr>
-            <w:tcW w:w="4036" w:type="dxa"/>
+            <w:tcW w:w="4037" w:type="dxa"/>
             <w:tcBorders>
               <w:top w:val="single" w:sz="8" w:space="0" w:color="000000"/>
               <w:left w:val="single" w:sz="8" w:space="0" w:color="000000"/>
@@ -3357,7 +3329,7 @@
         <w:trPr/>
         <w:tc>
           <w:tcPr>
-            <w:tcW w:w="2432" w:type="dxa"/>
+            <w:tcW w:w="2431" w:type="dxa"/>
             <w:tcBorders>
               <w:top w:val="single" w:sz="8" w:space="0" w:color="000000"/>
               <w:left w:val="single" w:sz="8" w:space="0" w:color="000000"/>
@@ -3415,7 +3387,7 @@
         </w:tc>
         <w:tc>
           <w:tcPr>
-            <w:tcW w:w="4036" w:type="dxa"/>
+            <w:tcW w:w="4037" w:type="dxa"/>
             <w:tcBorders>
               <w:top w:val="single" w:sz="8" w:space="0" w:color="000000"/>
               <w:left w:val="single" w:sz="8" w:space="0" w:color="000000"/>
@@ -3447,7 +3419,7 @@
         <w:trPr/>
         <w:tc>
           <w:tcPr>
-            <w:tcW w:w="2432" w:type="dxa"/>
+            <w:tcW w:w="2431" w:type="dxa"/>
             <w:tcBorders>
               <w:top w:val="single" w:sz="8" w:space="0" w:color="000000"/>
               <w:left w:val="single" w:sz="8" w:space="0" w:color="000000"/>
@@ -3505,7 +3477,7 @@
         </w:tc>
         <w:tc>
           <w:tcPr>
-            <w:tcW w:w="4036" w:type="dxa"/>
+            <w:tcW w:w="4037" w:type="dxa"/>
             <w:tcBorders>
               <w:top w:val="single" w:sz="8" w:space="0" w:color="000000"/>
               <w:left w:val="single" w:sz="8" w:space="0" w:color="000000"/>
@@ -3537,7 +3509,7 @@
         <w:trPr/>
         <w:tc>
           <w:tcPr>
-            <w:tcW w:w="2432" w:type="dxa"/>
+            <w:tcW w:w="2431" w:type="dxa"/>
             <w:tcBorders>
               <w:top w:val="single" w:sz="8" w:space="0" w:color="000000"/>
               <w:left w:val="single" w:sz="8" w:space="0" w:color="000000"/>
@@ -3595,7 +3567,7 @@
         </w:tc>
         <w:tc>
           <w:tcPr>
-            <w:tcW w:w="4036" w:type="dxa"/>
+            <w:tcW w:w="4037" w:type="dxa"/>
             <w:tcBorders>
               <w:top w:val="single" w:sz="8" w:space="0" w:color="000000"/>
               <w:left w:val="single" w:sz="8" w:space="0" w:color="000000"/>
@@ -3627,7 +3599,7 @@
         <w:trPr/>
         <w:tc>
           <w:tcPr>
-            <w:tcW w:w="2432" w:type="dxa"/>
+            <w:tcW w:w="2431" w:type="dxa"/>
             <w:tcBorders>
               <w:top w:val="single" w:sz="8" w:space="0" w:color="000000"/>
               <w:left w:val="single" w:sz="8" w:space="0" w:color="000000"/>
@@ -3685,7 +3657,7 @@
         </w:tc>
         <w:tc>
           <w:tcPr>
-            <w:tcW w:w="4036" w:type="dxa"/>
+            <w:tcW w:w="4037" w:type="dxa"/>
             <w:tcBorders>
               <w:top w:val="single" w:sz="8" w:space="0" w:color="000000"/>
               <w:left w:val="single" w:sz="8" w:space="0" w:color="000000"/>
@@ -3717,7 +3689,7 @@
         <w:trPr/>
         <w:tc>
           <w:tcPr>
-            <w:tcW w:w="2432" w:type="dxa"/>
+            <w:tcW w:w="2431" w:type="dxa"/>
             <w:tcBorders>
               <w:top w:val="single" w:sz="8" w:space="0" w:color="000000"/>
               <w:left w:val="single" w:sz="8" w:space="0" w:color="000000"/>
@@ -3775,7 +3747,7 @@
         </w:tc>
         <w:tc>
           <w:tcPr>
-            <w:tcW w:w="4036" w:type="dxa"/>
+            <w:tcW w:w="4037" w:type="dxa"/>
             <w:tcBorders>
               <w:top w:val="single" w:sz="8" w:space="0" w:color="000000"/>
               <w:left w:val="single" w:sz="8" w:space="0" w:color="000000"/>
@@ -3807,7 +3779,7 @@
         <w:trPr/>
         <w:tc>
           <w:tcPr>
-            <w:tcW w:w="2432" w:type="dxa"/>
+            <w:tcW w:w="2431" w:type="dxa"/>
             <w:tcBorders>
               <w:top w:val="single" w:sz="8" w:space="0" w:color="000000"/>
               <w:left w:val="single" w:sz="8" w:space="0" w:color="000000"/>
@@ -3865,7 +3837,7 @@
         </w:tc>
         <w:tc>
           <w:tcPr>
-            <w:tcW w:w="4036" w:type="dxa"/>
+            <w:tcW w:w="4037" w:type="dxa"/>
             <w:tcBorders>
               <w:top w:val="single" w:sz="8" w:space="0" w:color="000000"/>
               <w:left w:val="single" w:sz="8" w:space="0" w:color="000000"/>
@@ -3897,7 +3869,7 @@
         <w:trPr/>
         <w:tc>
           <w:tcPr>
-            <w:tcW w:w="2432" w:type="dxa"/>
+            <w:tcW w:w="2431" w:type="dxa"/>
             <w:tcBorders>
               <w:top w:val="single" w:sz="8" w:space="0" w:color="000000"/>
               <w:left w:val="single" w:sz="8" w:space="0" w:color="000000"/>
@@ -3955,7 +3927,7 @@
         </w:tc>
         <w:tc>
           <w:tcPr>
-            <w:tcW w:w="4036" w:type="dxa"/>
+            <w:tcW w:w="4037" w:type="dxa"/>
             <w:tcBorders>
               <w:top w:val="single" w:sz="8" w:space="0" w:color="000000"/>
               <w:left w:val="single" w:sz="8" w:space="0" w:color="000000"/>
@@ -3987,7 +3959,7 @@
         <w:trPr/>
         <w:tc>
           <w:tcPr>
-            <w:tcW w:w="2432" w:type="dxa"/>
+            <w:tcW w:w="2431" w:type="dxa"/>
             <w:tcBorders>
               <w:top w:val="single" w:sz="8" w:space="0" w:color="000000"/>
               <w:left w:val="single" w:sz="8" w:space="0" w:color="000000"/>
@@ -4045,7 +4017,7 @@
         </w:tc>
         <w:tc>
           <w:tcPr>
-            <w:tcW w:w="4036" w:type="dxa"/>
+            <w:tcW w:w="4037" w:type="dxa"/>
             <w:tcBorders>
               <w:top w:val="single" w:sz="8" w:space="0" w:color="000000"/>
               <w:left w:val="single" w:sz="8" w:space="0" w:color="000000"/>
@@ -4077,7 +4049,7 @@
         <w:trPr/>
         <w:tc>
           <w:tcPr>
-            <w:tcW w:w="2432" w:type="dxa"/>
+            <w:tcW w:w="2431" w:type="dxa"/>
             <w:tcBorders>
               <w:top w:val="single" w:sz="8" w:space="0" w:color="000000"/>
               <w:left w:val="single" w:sz="8" w:space="0" w:color="000000"/>
@@ -4135,7 +4107,7 @@
         </w:tc>
         <w:tc>
           <w:tcPr>
-            <w:tcW w:w="4036" w:type="dxa"/>
+            <w:tcW w:w="4037" w:type="dxa"/>
             <w:tcBorders>
               <w:top w:val="single" w:sz="8" w:space="0" w:color="000000"/>
               <w:left w:val="single" w:sz="8" w:space="0" w:color="000000"/>
@@ -4599,25 +4571,7 @@
           <w:bCs/>
           <w:i/>
         </w:rPr>
-        <w:t>Quizzes (</w:t>
-      </w:r>
-      <w:r>
-        <w:rPr>
-          <w:rFonts w:eastAsia="Calibri" w:cs="Calibri" w:ascii="Calibri" w:hAnsi="Calibri"/>
-          <w:b/>
-          <w:bCs/>
-          <w:i/>
-        </w:rPr>
-        <w:t>3</w:t>
-      </w:r>
-      <w:r>
-        <w:rPr>
-          <w:rFonts w:eastAsia="Calibri" w:cs="Calibri" w:ascii="Calibri" w:hAnsi="Calibri"/>
-          <w:b/>
-          <w:bCs/>
-          <w:i/>
-        </w:rPr>
-        <w:t>0% of grade)</w:t>
+        <w:t>Quizzes (30% of grade)</w:t>
       </w:r>
     </w:p>
     <w:p>
@@ -4669,9 +4623,9 @@
           <w:dstrike w:val="false"/>
           <w:color w:val="000000"/>
           <w:position w:val="0"/>
-          <w:sz w:val="23"/>
-          <w:sz w:val="23"/>
-          <w:szCs w:val="23"/>
+          <w:sz w:val="22"/>
+          <w:sz w:val="22"/>
+          <w:szCs w:val="22"/>
           <w:u w:val="none"/>
           <w:shd w:fill="auto" w:val="clear"/>
           <w:vertAlign w:val="baseline"/>
@@ -4894,78 +4848,62 @@
           <w:bCs/>
           <w:i/>
         </w:rPr>
-        <w:t>Labs (</w:t>
+        <w:t>Labs (20% of grade)</w:t>
+      </w:r>
+    </w:p>
+    <w:p>
+      <w:pPr>
+        <w:pStyle w:val="LOnormal"/>
+        <w:widowControl w:val="false"/>
+        <w:spacing w:lineRule="auto" w:line="240"/>
+        <w:rPr>
+          <w:rFonts w:ascii="Calibri" w:hAnsi="Calibri" w:eastAsia="Calibri" w:cs="Calibri"/>
+        </w:rPr>
+      </w:pPr>
+      <w:r>
+        <w:rPr>
+          <w:rFonts w:eastAsia="Calibri" w:cs="Calibri" w:ascii="Calibri" w:hAnsi="Calibri"/>
+        </w:rPr>
+      </w:r>
+    </w:p>
+    <w:p>
+      <w:pPr>
+        <w:pStyle w:val="LOnormal"/>
+        <w:widowControl w:val="false"/>
+        <w:spacing w:lineRule="auto" w:line="240"/>
+        <w:rPr/>
+      </w:pPr>
+      <w:r>
+        <w:rPr>
+          <w:rFonts w:eastAsia="Calibri" w:cs="Calibri" w:ascii="Calibri" w:hAnsi="Calibri"/>
+        </w:rPr>
+        <w:t xml:space="preserve">Labs will include exercises in data analysis, pipeline development, and machine learning. The outline of the exercise will be sketched out by the instructor, and students will fill in the missing pieces, as well as modify and run the code. </w:t>
       </w:r>
       <w:r>
         <w:rPr>
           <w:rFonts w:eastAsia="Calibri" w:cs="Calibri" w:ascii="Calibri" w:hAnsi="Calibri"/>
           <w:b/>
           <w:bCs/>
-          <w:i/>
-        </w:rPr>
-        <w:t>2</w:t>
-      </w:r>
+        </w:rPr>
+        <w:t>Students</w:t>
+      </w:r>
+      <w:bookmarkStart w:id="3" w:name="__DdeLink__753_1014622740"/>
       <w:r>
         <w:rPr>
           <w:rFonts w:eastAsia="Calibri" w:cs="Calibri" w:ascii="Calibri" w:hAnsi="Calibri"/>
           <w:b/>
           <w:bCs/>
-          <w:i/>
-        </w:rPr>
-        <w:t>0% of grade)</w:t>
-      </w:r>
-    </w:p>
-    <w:p>
-      <w:pPr>
-        <w:pStyle w:val="LOnormal"/>
-        <w:widowControl w:val="false"/>
-        <w:spacing w:lineRule="auto" w:line="240"/>
-        <w:rPr>
-          <w:rFonts w:ascii="Calibri" w:hAnsi="Calibri" w:eastAsia="Calibri" w:cs="Calibri"/>
-        </w:rPr>
-      </w:pPr>
-      <w:r>
-        <w:rPr>
-          <w:rFonts w:eastAsia="Calibri" w:cs="Calibri" w:ascii="Calibri" w:hAnsi="Calibri"/>
-        </w:rPr>
-      </w:r>
-    </w:p>
-    <w:p>
-      <w:pPr>
-        <w:pStyle w:val="LOnormal"/>
-        <w:widowControl w:val="false"/>
-        <w:spacing w:lineRule="auto" w:line="240"/>
-        <w:rPr/>
-      </w:pPr>
-      <w:r>
-        <w:rPr>
-          <w:rFonts w:eastAsia="Calibri" w:cs="Calibri" w:ascii="Calibri" w:hAnsi="Calibri"/>
-        </w:rPr>
-        <w:t xml:space="preserve">Labs will include exercises in data analysis, pipeline development, and machine learning. The outline of the exercise will be sketched out by the instructor, and students will fill in the missing pieces, as well as modify and run the code. </w:t>
-      </w:r>
+        </w:rPr>
+        <w:t xml:space="preserve"> may collaborate with classmates but each student’s code must be their own</w:t>
+      </w:r>
+      <w:bookmarkEnd w:id="3"/>
       <w:r>
         <w:rPr>
           <w:rFonts w:eastAsia="Calibri" w:cs="Calibri" w:ascii="Calibri" w:hAnsi="Calibri"/>
           <w:b/>
           <w:bCs/>
-        </w:rPr>
-        <w:t>Students</w:t>
-      </w:r>
-      <w:bookmarkStart w:id="3" w:name="__DdeLink__753_1014622740"/>
-      <w:r>
-        <w:rPr>
-          <w:rFonts w:eastAsia="Calibri" w:cs="Calibri" w:ascii="Calibri" w:hAnsi="Calibri"/>
-          <w:b/>
-          <w:bCs/>
-        </w:rPr>
-        <w:t xml:space="preserve"> may collaborate with classmates but each student’s code must be their own</w:t>
-      </w:r>
-      <w:bookmarkEnd w:id="3"/>
-      <w:r>
-        <w:rPr>
-          <w:rFonts w:eastAsia="Calibri" w:cs="Calibri" w:ascii="Calibri" w:hAnsi="Calibri"/>
-          <w:b/>
-          <w:bCs/>
+          <w:sz w:val="22"/>
+          <w:szCs w:val="22"/>
         </w:rPr>
         <w:t xml:space="preserve">. </w:t>
       </w:r>
@@ -4982,9 +4920,9 @@
           <w:dstrike w:val="false"/>
           <w:color w:val="000000"/>
           <w:position w:val="0"/>
-          <w:sz w:val="23"/>
-          <w:sz w:val="23"/>
-          <w:szCs w:val="23"/>
+          <w:sz w:val="22"/>
+          <w:sz w:val="22"/>
+          <w:szCs w:val="22"/>
           <w:u w:val="none"/>
           <w:shd w:fill="auto" w:val="clear"/>
           <w:vertAlign w:val="baseline"/>
@@ -4999,11 +4937,15 @@
         <w:spacing w:lineRule="auto" w:line="240"/>
         <w:rPr>
           <w:rFonts w:ascii="Calibri" w:hAnsi="Calibri" w:eastAsia="Calibri" w:cs="Calibri"/>
-        </w:rPr>
-      </w:pPr>
-      <w:r>
-        <w:rPr>
-          <w:rFonts w:eastAsia="Calibri" w:cs="Calibri" w:ascii="Calibri" w:hAnsi="Calibri"/>
+          <w:sz w:val="22"/>
+          <w:szCs w:val="22"/>
+        </w:rPr>
+      </w:pPr>
+      <w:r>
+        <w:rPr>
+          <w:rFonts w:eastAsia="Calibri" w:cs="Calibri" w:ascii="Calibri" w:hAnsi="Calibri"/>
+          <w:sz w:val="22"/>
+          <w:szCs w:val="22"/>
         </w:rPr>
       </w:r>
     </w:p>
